--- a/CV-and-CoverLetters/Michael Naidoo.docx
+++ b/CV-and-CoverLetters/Michael Naidoo.docx
@@ -242,32 +242,36 @@
             <w:r>
               <w:rPr>
                 <w:sz w:val="56"/>
-                <w:szCs w:val="48"/>
+                <w:szCs w:val="56"/>
               </w:rPr>
               <w:t>Michael Naidoo</w:t>
             </w:r>
           </w:p>
           <w:p>
             <w:pPr>
-              <w:pStyle w:val="Subtitle"/>
-            </w:pPr>
-            <w:r>
-              <w:t>System designer &amp; writer</w:t>
+              <w:pStyle w:val="Normal"/>
+              <w:rPr>
+                <w:b w:val="1"/>
+                <w:bCs w:val="1"/>
+                <w:sz w:val="28"/>
+                <w:szCs w:val="28"/>
+              </w:rPr>
+            </w:pPr>
+            <w:r>
+              <w:rPr>
+                <w:b w:val="1"/>
+                <w:bCs w:val="1"/>
+                <w:sz w:val="28"/>
+                <w:szCs w:val="28"/>
+              </w:rPr>
+              <w:t>Sports Trading Analyst</w:t>
             </w:r>
           </w:p>
           <w:p/>
           <w:p>
             <w:r>
               <w:rPr/>
-              <w:t xml:space="preserve">University </w:t>
-            </w:r>
-            <w:r>
-              <w:rPr/>
-              <w:t>graduate</w:t>
-            </w:r>
-            <w:r>
-              <w:rPr/>
-              <w:t xml:space="preserve"> with 4+ years of experience in system and experience design targeted towards the development of games. I am currently a trainer at </w:t>
+              <w:t xml:space="preserve">Strategic analyst bridging the gap between system design and sports data. With a foundation in Python-based predictive modeling and advanced Excel, I specialize in translating complex cricket variables into actionable trading insights. As former Secretary of the Wits Sports Council, I managed high-level organizational systems, while my role as a </w:t>
             </w:r>
             <w:r>
               <w:rPr/>
@@ -275,63 +279,9 @@
             </w:r>
             <w:r>
               <w:rPr/>
-              <w:t xml:space="preserve">, having previously </w:t>
-            </w:r>
-            <w:r>
-              <w:rPr/>
-              <w:t>worked in a similar position at the company's Bedfored View branch. Between the two</w:t>
-            </w:r>
-            <w:r>
-              <w:rPr/>
-              <w:t xml:space="preserve"> </w:t>
-            </w:r>
-            <w:r>
-              <w:rPr/>
-              <w:t xml:space="preserve">positions, I </w:t>
-            </w:r>
-            <w:r>
-              <w:rPr/>
-              <w:t xml:space="preserve">served </w:t>
-            </w:r>
-            <w:r>
-              <w:rPr/>
-              <w:t xml:space="preserve">as the Wits Sports Council </w:t>
-            </w:r>
-            <w:r>
-              <w:rPr/>
-              <w:t>S</w:t>
-            </w:r>
-            <w:r>
-              <w:rPr/>
-              <w:t>ecretary</w:t>
-            </w:r>
-            <w:r>
-              <w:rPr/>
-              <w:t xml:space="preserve"> and the</w:t>
-            </w:r>
-            <w:r>
-              <w:rPr/>
-              <w:t xml:space="preserve"> Wits Tang Soo Do </w:t>
-            </w:r>
-            <w:r>
-              <w:rPr/>
-              <w:t>Club</w:t>
-            </w:r>
-            <w:r>
-              <w:rPr/>
-              <w:t xml:space="preserve"> </w:t>
-            </w:r>
-            <w:r>
-              <w:rPr/>
-              <w:t>Chairman.</w:t>
-            </w:r>
-            <w:r>
-              <w:rPr/>
-              <w:t xml:space="preserve"> I am an aspiring system designer and writer with an expressed interest in how users experience the system or narrative I create.</w:t>
-            </w:r>
-          </w:p>
-          <w:p/>
-          <w:p/>
+              <w:t xml:space="preserve"> Trainer perfected my ability to communicate technical data to diverse audiences. I thrive in high-pressure environments, combining the precision of a system designer with the tactical intuition of a lifelong cricket enthusiast.</w:t>
+            </w:r>
+          </w:p>
         </w:tc>
       </w:tr>
       <w:tr>
@@ -393,7 +343,16 @@
           </w:p>
           <w:p>
             <w:r>
-              <w:t>2022-2025 (Graduated)</w:t>
+              <w:rPr/>
+              <w:t>2022-2025 (Graduated</w:t>
+            </w:r>
+            <w:r>
+              <w:rPr/>
+              <w:t xml:space="preserve"> – NQF lvl 8</w:t>
+            </w:r>
+            <w:r>
+              <w:rPr/>
+              <w:t>)</w:t>
             </w:r>
           </w:p>
           <w:p>
@@ -421,73 +380,75 @@
           <w:p>
             <w:pPr>
               <w:pStyle w:val="ListBullet"/>
-            </w:pPr>
-            <w:r>
-              <w:t>UI/UX design</w:t>
+              <w:rPr/>
+            </w:pPr>
+            <w:r>
+              <w:rPr/>
+              <w:t>Data Analytics</w:t>
             </w:r>
           </w:p>
           <w:p>
             <w:pPr>
               <w:pStyle w:val="ListBullet"/>
-            </w:pPr>
-            <w:r>
-              <w:t>User research</w:t>
+              <w:rPr/>
+            </w:pPr>
+            <w:r>
+              <w:rPr/>
+              <w:t>Teamwork Skills</w:t>
             </w:r>
           </w:p>
           <w:p>
             <w:pPr>
               <w:pStyle w:val="ListBullet"/>
-            </w:pPr>
-            <w:r>
-              <w:t>Usability testing</w:t>
+              <w:rPr/>
+            </w:pPr>
+            <w:r>
+              <w:rPr/>
+              <w:t>Willingness to Learn</w:t>
             </w:r>
           </w:p>
           <w:p>
             <w:pPr>
               <w:pStyle w:val="ListBullet"/>
-            </w:pPr>
-            <w:r>
-              <w:t>Project management</w:t>
+              <w:rPr/>
+            </w:pPr>
+            <w:r>
+              <w:rPr/>
+              <w:t>Decision</w:t>
+            </w:r>
+            <w:r>
+              <w:rPr/>
+              <w:t xml:space="preserve"> Making Under Pressure</w:t>
             </w:r>
           </w:p>
           <w:p>
             <w:pPr>
               <w:pStyle w:val="ListBullet"/>
-            </w:pPr>
-            <w:r>
-              <w:t>System Design</w:t>
+              <w:rPr/>
+            </w:pPr>
+            <w:r>
+              <w:rPr/>
+              <w:t>Microsoft Office</w:t>
             </w:r>
           </w:p>
           <w:p>
             <w:pPr>
               <w:pStyle w:val="ListBullet"/>
-            </w:pPr>
-            <w:r>
-              <w:t>System Development</w:t>
+              <w:rPr/>
+            </w:pPr>
+            <w:r>
+              <w:rPr/>
+              <w:t>Predictive Moddeling</w:t>
             </w:r>
           </w:p>
           <w:p>
             <w:pPr>
               <w:pStyle w:val="ListBullet"/>
-            </w:pPr>
-            <w:r>
-              <w:t>Communication</w:t>
-            </w:r>
-          </w:p>
-          <w:p>
-            <w:pPr>
-              <w:pStyle w:val="ListBullet"/>
-            </w:pPr>
-            <w:r>
-              <w:t>Leadership</w:t>
-            </w:r>
-          </w:p>
-          <w:p>
-            <w:pPr>
-              <w:pStyle w:val="ListBullet"/>
-            </w:pPr>
-            <w:r>
-              <w:t>Complex Problem Solving</w:t>
+              <w:rPr/>
+            </w:pPr>
+            <w:r>
+              <w:rPr/>
+              <w:t>Attention to Detail</w:t>
             </w:r>
           </w:p>
         </w:tc>
@@ -1379,6 +1340,118 @@
       </v:shape>
     </w:pict>
   </w:numPicBullet>
+  <w:abstractNum xmlns:w="http://schemas.openxmlformats.org/wordprocessingml/2006/main" w:abstractNumId="8">
+    <w:nsid w:val="5ed56e6a"/>
+    <w:multiLevelType xmlns:w="http://schemas.openxmlformats.org/wordprocessingml/2006/main" w:val="hybridMultilevel"/>
+    <w:lvl xmlns:w="http://schemas.openxmlformats.org/wordprocessingml/2006/main" w:ilvl="0">
+      <w:start w:val="1"/>
+      <w:numFmt w:val="bullet"/>
+      <w:lvlText w:val=""/>
+      <w:lvlJc w:val="left"/>
+      <w:pPr>
+        <w:ind w:left="720" w:hanging="360"/>
+      </w:pPr>
+      <w:rPr>
+        <w:rFonts w:hint="default" w:ascii="Symbol" w:hAnsi="Symbol"/>
+      </w:rPr>
+    </w:lvl>
+    <w:lvl xmlns:w="http://schemas.openxmlformats.org/wordprocessingml/2006/main" w:ilvl="1">
+      <w:start w:val="1"/>
+      <w:numFmt w:val="bullet"/>
+      <w:lvlText w:val="o"/>
+      <w:lvlJc w:val="left"/>
+      <w:pPr>
+        <w:ind w:left="1440" w:hanging="360"/>
+      </w:pPr>
+      <w:rPr>
+        <w:rFonts w:hint="default" w:ascii="Courier New" w:hAnsi="Courier New"/>
+      </w:rPr>
+    </w:lvl>
+    <w:lvl xmlns:w="http://schemas.openxmlformats.org/wordprocessingml/2006/main" w:ilvl="2">
+      <w:start w:val="1"/>
+      <w:numFmt w:val="bullet"/>
+      <w:lvlText w:val=""/>
+      <w:lvlJc w:val="left"/>
+      <w:pPr>
+        <w:ind w:left="2160" w:hanging="360"/>
+      </w:pPr>
+      <w:rPr>
+        <w:rFonts w:hint="default" w:ascii="Wingdings" w:hAnsi="Wingdings"/>
+      </w:rPr>
+    </w:lvl>
+    <w:lvl xmlns:w="http://schemas.openxmlformats.org/wordprocessingml/2006/main" w:ilvl="3">
+      <w:start w:val="1"/>
+      <w:numFmt w:val="bullet"/>
+      <w:lvlText w:val=""/>
+      <w:lvlJc w:val="left"/>
+      <w:pPr>
+        <w:ind w:left="2880" w:hanging="360"/>
+      </w:pPr>
+      <w:rPr>
+        <w:rFonts w:hint="default" w:ascii="Symbol" w:hAnsi="Symbol"/>
+      </w:rPr>
+    </w:lvl>
+    <w:lvl xmlns:w="http://schemas.openxmlformats.org/wordprocessingml/2006/main" w:ilvl="4">
+      <w:start w:val="1"/>
+      <w:numFmt w:val="bullet"/>
+      <w:lvlText w:val="o"/>
+      <w:lvlJc w:val="left"/>
+      <w:pPr>
+        <w:ind w:left="3600" w:hanging="360"/>
+      </w:pPr>
+      <w:rPr>
+        <w:rFonts w:hint="default" w:ascii="Courier New" w:hAnsi="Courier New"/>
+      </w:rPr>
+    </w:lvl>
+    <w:lvl xmlns:w="http://schemas.openxmlformats.org/wordprocessingml/2006/main" w:ilvl="5">
+      <w:start w:val="1"/>
+      <w:numFmt w:val="bullet"/>
+      <w:lvlText w:val=""/>
+      <w:lvlJc w:val="left"/>
+      <w:pPr>
+        <w:ind w:left="4320" w:hanging="360"/>
+      </w:pPr>
+      <w:rPr>
+        <w:rFonts w:hint="default" w:ascii="Wingdings" w:hAnsi="Wingdings"/>
+      </w:rPr>
+    </w:lvl>
+    <w:lvl xmlns:w="http://schemas.openxmlformats.org/wordprocessingml/2006/main" w:ilvl="6">
+      <w:start w:val="1"/>
+      <w:numFmt w:val="bullet"/>
+      <w:lvlText w:val=""/>
+      <w:lvlJc w:val="left"/>
+      <w:pPr>
+        <w:ind w:left="5040" w:hanging="360"/>
+      </w:pPr>
+      <w:rPr>
+        <w:rFonts w:hint="default" w:ascii="Symbol" w:hAnsi="Symbol"/>
+      </w:rPr>
+    </w:lvl>
+    <w:lvl xmlns:w="http://schemas.openxmlformats.org/wordprocessingml/2006/main" w:ilvl="7">
+      <w:start w:val="1"/>
+      <w:numFmt w:val="bullet"/>
+      <w:lvlText w:val="o"/>
+      <w:lvlJc w:val="left"/>
+      <w:pPr>
+        <w:ind w:left="5760" w:hanging="360"/>
+      </w:pPr>
+      <w:rPr>
+        <w:rFonts w:hint="default" w:ascii="Courier New" w:hAnsi="Courier New"/>
+      </w:rPr>
+    </w:lvl>
+    <w:lvl xmlns:w="http://schemas.openxmlformats.org/wordprocessingml/2006/main" w:ilvl="8">
+      <w:start w:val="1"/>
+      <w:numFmt w:val="bullet"/>
+      <w:lvlText w:val=""/>
+      <w:lvlJc w:val="left"/>
+      <w:pPr>
+        <w:ind w:left="6480" w:hanging="360"/>
+      </w:pPr>
+      <w:rPr>
+        <w:rFonts w:hint="default" w:ascii="Wingdings" w:hAnsi="Wingdings"/>
+      </w:rPr>
+    </w:lvl>
+  </w:abstractNum>
   <w:abstractNum w:abstractNumId="0" w15:restartNumberingAfterBreak="0">
     <w:nsid w:val="02651E18"/>
     <w:multiLevelType w:val="hybridMultilevel"/>
@@ -2259,6 +2332,9 @@
       </w:rPr>
     </w:lvl>
   </w:abstractNum>
+  <w:num w:numId="9">
+    <w:abstractNumId w:val="8"/>
+  </w:num>
   <w:num w:numId="1" w16cid:durableId="754008821">
     <w:abstractNumId w:val="1"/>
   </w:num>

--- a/CV-and-CoverLetters/Michael Naidoo.docx
+++ b/CV-and-CoverLetters/Michael Naidoo.docx
@@ -264,24 +264,85 @@
                 <w:sz w:val="28"/>
                 <w:szCs w:val="28"/>
               </w:rPr>
-              <w:t>Sports Trading Analyst</w:t>
+              <w:t>Systems/UX Designer</w:t>
+            </w:r>
+          </w:p>
+          <w:p>
+            <w:pPr>
+              <w:pStyle w:val="Normal"/>
+            </w:pPr>
+            <w:r>
+              <w:rPr>
+                <w:rFonts w:ascii="Century Gothic" w:hAnsi="Century Gothic" w:eastAsia="Century Gothic" w:cs="Century Gothic"/>
+                <w:noProof w:val="0"/>
+                <w:sz w:val="20"/>
+                <w:szCs w:val="20"/>
+                <w:lang w:val="en-US"/>
+              </w:rPr>
+              <w:t xml:space="preserve">University </w:t>
+            </w:r>
+            <w:r>
+              <w:rPr>
+                <w:rFonts w:ascii="Century Gothic" w:hAnsi="Century Gothic" w:eastAsia="Century Gothic" w:cs="Century Gothic"/>
+                <w:noProof w:val="0"/>
+                <w:sz w:val="20"/>
+                <w:szCs w:val="20"/>
+                <w:lang w:val="en-US"/>
+              </w:rPr>
+              <w:t>graduate</w:t>
+            </w:r>
+            <w:r>
+              <w:rPr>
+                <w:rFonts w:ascii="Century Gothic" w:hAnsi="Century Gothic" w:eastAsia="Century Gothic" w:cs="Century Gothic"/>
+                <w:noProof w:val="0"/>
+                <w:sz w:val="20"/>
+                <w:szCs w:val="20"/>
+                <w:lang w:val="en-US"/>
+              </w:rPr>
+              <w:t xml:space="preserve"> with 4+ years of experience in system and experience design targeted towards the development of games. I am currently a trainer at </w:t>
+            </w:r>
+            <w:r>
+              <w:rPr>
+                <w:rFonts w:ascii="Century Gothic" w:hAnsi="Century Gothic" w:eastAsia="Century Gothic" w:cs="Century Gothic"/>
+                <w:noProof w:val="0"/>
+                <w:sz w:val="20"/>
+                <w:szCs w:val="20"/>
+                <w:lang w:val="en-US"/>
+              </w:rPr>
+              <w:t>Logiscool</w:t>
+            </w:r>
+            <w:r>
+              <w:rPr>
+                <w:rFonts w:ascii="Century Gothic" w:hAnsi="Century Gothic" w:eastAsia="Century Gothic" w:cs="Century Gothic"/>
+                <w:noProof w:val="0"/>
+                <w:sz w:val="20"/>
+                <w:szCs w:val="20"/>
+                <w:lang w:val="en-US"/>
+              </w:rPr>
+              <w:t xml:space="preserve">, having previously worked in a similar position at the company's Bedfored View branch. Between the two positions, I served as the Wits Sports Council Secretary and the Wits Tang Soo Do Club </w:t>
+            </w:r>
+            <w:r>
+              <w:rPr>
+                <w:rFonts w:ascii="Century Gothic" w:hAnsi="Century Gothic" w:eastAsia="Century Gothic" w:cs="Century Gothic"/>
+                <w:noProof w:val="0"/>
+                <w:sz w:val="20"/>
+                <w:szCs w:val="20"/>
+                <w:lang w:val="en-US"/>
+              </w:rPr>
+              <w:t>Chairman</w:t>
+            </w:r>
+            <w:r>
+              <w:rPr>
+                <w:rFonts w:ascii="Century Gothic" w:hAnsi="Century Gothic" w:eastAsia="Century Gothic" w:cs="Century Gothic"/>
+                <w:noProof w:val="0"/>
+                <w:sz w:val="20"/>
+                <w:szCs w:val="20"/>
+                <w:lang w:val="en-US"/>
+              </w:rPr>
+              <w:t>. I am an aspiring System/UX Designer with an expressed interest in how users experience the system I create.</w:t>
             </w:r>
           </w:p>
           <w:p/>
-          <w:p>
-            <w:r>
-              <w:rPr/>
-              <w:t xml:space="preserve">Strategic analyst bridging the gap between system design and sports data. With a foundation in Python-based predictive modeling and advanced Excel, I specialize in translating complex cricket variables into actionable trading insights. As former Secretary of the Wits Sports Council, I managed high-level organizational systems, while my role as a </w:t>
-            </w:r>
-            <w:r>
-              <w:rPr/>
-              <w:t>Logiscool</w:t>
-            </w:r>
-            <w:r>
-              <w:rPr/>
-              <w:t xml:space="preserve"> Trainer perfected my ability to communicate technical data to diverse audiences. I thrive in high-pressure environments, combining the precision of a system designer with the tactical intuition of a lifelong cricket enthusiast.</w:t>
-            </w:r>
-          </w:p>
         </w:tc>
       </w:tr>
       <w:tr>
@@ -357,8 +418,38 @@
           </w:p>
           <w:p>
             <w:pPr>
-              <w:pStyle w:val="Heading1"/>
-            </w:pPr>
+              <w:pStyle w:val="Normal"/>
+            </w:pPr>
+            <w:r>
+              <w:br/>
+            </w:r>
+            <w:r>
+              <w:rPr/>
+              <w:t>CS50 Introduction to Computer Science</w:t>
+            </w:r>
+          </w:p>
+          <w:p>
+            <w:pPr>
+              <w:pStyle w:val="Normal"/>
+            </w:pPr>
+            <w:r>
+              <w:rPr/>
+              <w:t>University of Harvard via Edx</w:t>
+            </w:r>
+          </w:p>
+          <w:p>
+            <w:pPr>
+              <w:pStyle w:val="Normal"/>
+              <w:suppressLineNumbers w:val="0"/>
+              <w:bidi w:val="0"/>
+              <w:spacing w:before="0" w:beforeAutospacing="off" w:after="0" w:afterAutospacing="off" w:line="264" w:lineRule="auto"/>
+              <w:ind w:left="0" w:right="0"/>
+              <w:jc w:val="left"/>
+            </w:pPr>
+            <w:r>
+              <w:rPr/>
+              <w:t>2026 – now</w:t>
+            </w:r>
           </w:p>
           <w:p>
             <w:pPr>
@@ -376,6 +467,46 @@
                 <w:szCs w:val="20"/>
               </w:rPr>
             </w:pPr>
+          </w:p>
+          <w:p>
+            <w:pPr>
+              <w:pStyle w:val="ListBullet"/>
+              <w:rPr/>
+            </w:pPr>
+            <w:r>
+              <w:rPr/>
+              <w:t>C#</w:t>
+            </w:r>
+          </w:p>
+          <w:p>
+            <w:pPr>
+              <w:pStyle w:val="ListBullet"/>
+              <w:rPr/>
+            </w:pPr>
+            <w:r>
+              <w:rPr/>
+              <w:t>Python</w:t>
+            </w:r>
+          </w:p>
+          <w:p>
+            <w:pPr>
+              <w:pStyle w:val="ListBullet"/>
+              <w:rPr/>
+            </w:pPr>
+            <w:r>
+              <w:rPr/>
+              <w:t>HTML</w:t>
+            </w:r>
+          </w:p>
+          <w:p>
+            <w:pPr>
+              <w:pStyle w:val="ListBullet"/>
+              <w:rPr/>
+            </w:pPr>
+            <w:r>
+              <w:rPr/>
+              <w:t>CSS</w:t>
+            </w:r>
           </w:p>
           <w:p>
             <w:pPr>
